--- a/NOTEBOOKS/Actividad Notebook 01 – Introducción a Python.docx
+++ b/NOTEBOOKS/Actividad Notebook 01 – Introducción a Python.docx
@@ -1,6 +1,6 @@
 
 <file path=word/document.xml><?xml version="1.0" encoding="utf-8"?>
-<w:document xmlns:wpc="http://schemas.microsoft.com/office/word/2010/wordprocessingCanvas" xmlns:cx="http://schemas.microsoft.com/office/drawing/2014/chartex" xmlns:cx1="http://schemas.microsoft.com/office/drawing/2015/9/8/chartex" xmlns:cx2="http://schemas.microsoft.com/office/drawing/2015/10/21/chartex" xmlns:cx3="http://schemas.microsoft.com/office/drawing/2016/5/9/chartex" xmlns:cx4="http://schemas.microsoft.com/office/drawing/2016/5/10/chartex" xmlns:cx5="http://schemas.microsoft.com/office/drawing/2016/5/11/chartex" xmlns:cx6="http://schemas.microsoft.com/office/drawing/2016/5/12/chartex" xmlns:cx7="http://schemas.microsoft.com/office/drawing/2016/5/13/chartex" xmlns:cx8="http://schemas.microsoft.com/office/drawing/2016/5/14/chartex" xmlns:mc="http://schemas.openxmlformats.org/markup-compatibility/2006" xmlns:aink="http://schemas.microsoft.com/office/drawing/2016/ink" xmlns:am3d="http://schemas.microsoft.com/office/drawing/2017/model3d" xmlns:o="urn:schemas-microsoft-com:office:office" xmlns:oel="http://schemas.microsoft.com/office/2019/extlst" xmlns:r="http://schemas.openxmlformats.org/officeDocument/2006/relationships" xmlns:m="http://schemas.openxmlformats.org/officeDocument/2006/math" xmlns:v="urn:schemas-microsoft-com:vml" xmlns:wp14="http://schemas.microsoft.com/office/word/2010/wordprocessingDrawing" xmlns:wp="http://schemas.openxmlformats.org/drawingml/2006/wordprocessingDrawing" xmlns:w10="urn:schemas-microsoft-com:office:word" xmlns:w="http://schemas.openxmlformats.org/wordprocessingml/2006/main" xmlns:w14="http://schemas.microsoft.com/office/word/2010/wordml" xmlns:w15="http://schemas.microsoft.com/office/word/2012/wordml" xmlns:w16cex="http://schemas.microsoft.com/office/word/2018/wordml/cex" xmlns:w16cid="http://schemas.microsoft.com/office/word/2016/wordml/cid" xmlns:w16="http://schemas.microsoft.com/office/word/2018/wordml" xmlns:w16du="http://schemas.microsoft.com/office/word/2023/wordml/word16du" xmlns:w16sdtdh="http://schemas.microsoft.com/office/word/2020/wordml/sdtdatahash" xmlns:w16sdtfl="http://schemas.microsoft.com/office/word/2024/wordml/sdtformatlock" xmlns:w16se="http://schemas.microsoft.com/office/word/2015/wordml/symex" xmlns:wpg="http://schemas.microsoft.com/office/word/2010/wordprocessingGroup" xmlns:wpi="http://schemas.microsoft.com/office/word/2010/wordprocessingInk" xmlns:wne="http://schemas.microsoft.com/office/word/2006/wordml" xmlns:wps="http://schemas.microsoft.com/office/word/2010/wordprocessingShape" mc:Ignorable="w14 w15 w16se w16cid w16 w16cex w16sdtdh w16sdtfl w16du wp14">
+<w:document xmlns:wpc="http://schemas.microsoft.com/office/word/2010/wordprocessingCanvas" xmlns:cx="http://schemas.microsoft.com/office/drawing/2014/chartex" xmlns:cx1="http://schemas.microsoft.com/office/drawing/2015/9/8/chartex" xmlns:cx2="http://schemas.microsoft.com/office/drawing/2015/10/21/chartex" xmlns:cx3="http://schemas.microsoft.com/office/drawing/2016/5/9/chartex" xmlns:cx4="http://schemas.microsoft.com/office/drawing/2016/5/10/chartex" xmlns:cx5="http://schemas.microsoft.com/office/drawing/2016/5/11/chartex" xmlns:cx6="http://schemas.microsoft.com/office/drawing/2016/5/12/chartex" xmlns:cx7="http://schemas.microsoft.com/office/drawing/2016/5/13/chartex" xmlns:cx8="http://schemas.microsoft.com/office/drawing/2016/5/14/chartex" xmlns:mc="http://schemas.openxmlformats.org/markup-compatibility/2006" xmlns:aink="http://schemas.microsoft.com/office/drawing/2016/ink" xmlns:am3d="http://schemas.microsoft.com/office/drawing/2017/model3d" xmlns:o="urn:schemas-microsoft-com:office:office" xmlns:r="http://schemas.openxmlformats.org/officeDocument/2006/relationships" xmlns:m="http://schemas.openxmlformats.org/officeDocument/2006/math" xmlns:v="urn:schemas-microsoft-com:vml" xmlns:wp14="http://schemas.microsoft.com/office/word/2010/wordprocessingDrawing" xmlns:wp="http://schemas.openxmlformats.org/drawingml/2006/wordprocessingDrawing" xmlns:w10="urn:schemas-microsoft-com:office:word" xmlns:w="http://schemas.openxmlformats.org/wordprocessingml/2006/main" xmlns:w14="http://schemas.microsoft.com/office/word/2010/wordml" xmlns:w15="http://schemas.microsoft.com/office/word/2012/wordml" xmlns:w16cex="http://schemas.microsoft.com/office/word/2018/wordml/cex" xmlns:w16cid="http://schemas.microsoft.com/office/word/2016/wordml/cid" xmlns:w16="http://schemas.microsoft.com/office/word/2018/wordml" xmlns:w16se="http://schemas.microsoft.com/office/word/2015/wordml/symex" xmlns:wpg="http://schemas.microsoft.com/office/word/2010/wordprocessingGroup" xmlns:wpi="http://schemas.microsoft.com/office/word/2010/wordprocessingInk" xmlns:wne="http://schemas.microsoft.com/office/word/2006/wordml" xmlns:wps="http://schemas.microsoft.com/office/word/2010/wordprocessingShape" mc:Ignorable="w14 w15 w16se w16cid w16 w16cex wp14">
   <w:body>
     <w:p>
       <w:pPr>
@@ -95,11 +95,16 @@
         <w:spacing w:after="160"/>
         <w:ind w:left="0"/>
       </w:pPr>
+      <w:bookmarkStart w:id="0" w:name="_GoBack"/>
       <w:r>
+        <w:rPr>
+          <w:noProof/>
+        </w:rPr>
         <w:pict w14:anchorId="08C7A8AD">
-          <v:rect id="_x0000_i1026" style="width:0;height:1.5pt" o:hrstd="t" o:hr="t" fillcolor="#a0a0a0" stroked="f"/>
+          <v:rect id="_x0000_i1025" alt="" style="width:487.3pt;height:.05pt;mso-width-percent:0;mso-height-percent:0;mso-width-percent:0;mso-height-percent:0" o:hrstd="t" o:hr="t" fillcolor="#a0a0a0" stroked="f"/>
         </w:pict>
       </w:r>
+      <w:bookmarkEnd w:id="0"/>
     </w:p>
     <w:p>
       <w:pPr>
@@ -119,16 +124,7 @@
           <w:sz w:val="28"/>
           <w:szCs w:val="20"/>
         </w:rPr>
-        <w:t xml:space="preserve">Actividad: </w:t>
-      </w:r>
-      <w:r>
-        <w:rPr>
-          <w:b/>
-          <w:bCs/>
-          <w:sz w:val="28"/>
-          <w:szCs w:val="20"/>
-        </w:rPr>
-        <w:t>NOTEBOOK 01 - Introducción a Python</w:t>
+        <w:t>Segundo análisis de casos</w:t>
       </w:r>
     </w:p>
     <w:p>
@@ -163,7 +159,27 @@
           <w:sz w:val="28"/>
           <w:szCs w:val="20"/>
         </w:rPr>
-        <w:t>(Escribe tu nombre completo aquí)</w:t>
+        <w:t xml:space="preserve">Armando </w:t>
+      </w:r>
+      <w:proofErr w:type="spellStart"/>
+      <w:r>
+        <w:rPr>
+          <w:i/>
+          <w:iCs/>
+          <w:sz w:val="28"/>
+          <w:szCs w:val="20"/>
+        </w:rPr>
+        <w:t>Josue</w:t>
+      </w:r>
+      <w:proofErr w:type="spellEnd"/>
+      <w:r>
+        <w:rPr>
+          <w:i/>
+          <w:iCs/>
+          <w:sz w:val="28"/>
+          <w:szCs w:val="20"/>
+        </w:rPr>
+        <w:t xml:space="preserve"> Agüero Elizondo</w:t>
       </w:r>
     </w:p>
     <w:p>
@@ -191,6 +207,18 @@
         </w:rPr>
         <w:br/>
       </w:r>
+      <w:hyperlink r:id="rId8" w:history="1">
+        <w:r>
+          <w:rPr>
+            <w:rStyle w:val="Hipervnculo"/>
+            <w:i/>
+            <w:iCs/>
+            <w:sz w:val="28"/>
+            <w:szCs w:val="20"/>
+          </w:rPr>
+          <w:t>https://github.com/armandoaguero201401-maker/2026C2-G03-PROGRAMACION.git</w:t>
+        </w:r>
+      </w:hyperlink>
       <w:r>
         <w:rPr>
           <w:i/>
@@ -198,125 +226,7 @@
           <w:sz w:val="28"/>
           <w:szCs w:val="20"/>
         </w:rPr>
-        <w:t>(Pega aquí el enlace al repositorio público en GitHub)</w:t>
-      </w:r>
-    </w:p>
-    <w:p>
-      <w:pPr>
-        <w:spacing w:after="160"/>
-        <w:ind w:left="0"/>
-        <w:rPr>
-          <w:b/>
-          <w:bCs/>
-          <w:sz w:val="28"/>
-          <w:szCs w:val="20"/>
-        </w:rPr>
-      </w:pPr>
-      <w:r>
-        <w:rPr>
-          <w:b/>
-          <w:bCs/>
-          <w:sz w:val="28"/>
-          <w:szCs w:val="20"/>
-        </w:rPr>
-        <w:t xml:space="preserve">Instrucciones: </w:t>
-      </w:r>
-    </w:p>
-    <w:p>
-      <w:pPr>
-        <w:spacing w:after="160"/>
-        <w:ind w:left="0"/>
-        <w:rPr>
-          <w:sz w:val="24"/>
-          <w:szCs w:val="18"/>
-          <w:lang w:val="es-CR"/>
-        </w:rPr>
-      </w:pPr>
-      <w:r>
-        <w:rPr>
-          <w:sz w:val="24"/>
-          <w:szCs w:val="18"/>
-          <w:lang w:val="es-CR"/>
-        </w:rPr>
-        <w:t xml:space="preserve">Durante la clase, el estudiante deberá completar el </w:t>
-      </w:r>
-      <w:r>
-        <w:rPr>
-          <w:b/>
-          <w:bCs/>
-          <w:sz w:val="24"/>
-          <w:szCs w:val="18"/>
-          <w:lang w:val="es-CR"/>
-        </w:rPr>
-        <w:t>Notebook 01 – Introducción a Python</w:t>
-      </w:r>
-      <w:r>
-        <w:rPr>
-          <w:sz w:val="24"/>
-          <w:szCs w:val="18"/>
-          <w:lang w:val="es-CR"/>
-        </w:rPr>
-        <w:t>, resolviendo las actividades indicadas en las celdas correspondientes.</w:t>
-      </w:r>
-    </w:p>
-    <w:p>
-      <w:pPr>
-        <w:spacing w:after="160"/>
-        <w:ind w:left="0"/>
-        <w:rPr>
-          <w:sz w:val="24"/>
-          <w:szCs w:val="18"/>
-          <w:lang w:val="es-CR"/>
-        </w:rPr>
-      </w:pPr>
-      <w:r>
-        <w:rPr>
-          <w:sz w:val="24"/>
-          <w:szCs w:val="18"/>
-          <w:lang w:val="es-CR"/>
-        </w:rPr>
-        <w:t>El notebook debe quedar completo, con el código ejecutado y las respuestas solicitadas.</w:t>
-      </w:r>
-    </w:p>
-    <w:p>
-      <w:pPr>
-        <w:spacing w:after="160"/>
-        <w:ind w:left="0"/>
-        <w:rPr>
-          <w:sz w:val="24"/>
-          <w:szCs w:val="18"/>
-        </w:rPr>
-      </w:pPr>
-      <w:r>
-        <w:rPr>
-          <w:sz w:val="24"/>
-          <w:szCs w:val="18"/>
-        </w:rPr>
-        <w:pict w14:anchorId="18252A81">
-          <v:rect id="_x0000_i1027" style="width:0;height:1.5pt" o:hralign="center" o:hrstd="t" o:hr="t" fillcolor="#a0a0a0" stroked="f"/>
-        </w:pict>
-      </w:r>
-    </w:p>
-    <w:p>
-      <w:pPr>
-        <w:spacing w:after="160"/>
-        <w:ind w:left="0"/>
-        <w:rPr>
-          <w:b/>
-          <w:bCs/>
-          <w:sz w:val="28"/>
-          <w:szCs w:val="20"/>
-        </w:rPr>
-      </w:pPr>
-      <w:bookmarkStart w:id="0" w:name="entrega"/>
-      <w:r>
-        <w:rPr>
-          <w:b/>
-          <w:bCs/>
-          <w:sz w:val="28"/>
-          <w:szCs w:val="20"/>
-        </w:rPr>
-        <w:t>Entrega</w:t>
+        <w:t xml:space="preserve"> </w:t>
       </w:r>
     </w:p>
     <w:p>
@@ -332,344 +242,12 @@
           <w14:ligatures w14:val="none"/>
         </w:rPr>
       </w:pPr>
-      <w:r>
-        <w:rPr>
-          <w:rFonts w:asciiTheme="minorHAnsi" w:eastAsia="Times New Roman" w:hAnsiTheme="minorHAnsi" w:cs="Times New Roman"/>
-          <w:color w:val="auto"/>
-          <w:kern w:val="0"/>
-          <w:sz w:val="24"/>
-          <w:lang w:val="es-CR" w:eastAsia="en-US"/>
-          <w14:ligatures w14:val="none"/>
-        </w:rPr>
-        <w:t xml:space="preserve">Al finalizar la actividad, el estudiante deberá crear un </w:t>
-      </w:r>
-      <w:r>
-        <w:rPr>
-          <w:rFonts w:asciiTheme="minorHAnsi" w:eastAsia="Times New Roman" w:hAnsiTheme="minorHAnsi" w:cs="Times New Roman"/>
-          <w:b/>
-          <w:bCs/>
-          <w:color w:val="auto"/>
-          <w:kern w:val="0"/>
-          <w:sz w:val="24"/>
-          <w:lang w:val="es-CR" w:eastAsia="en-US"/>
-          <w14:ligatures w14:val="none"/>
-        </w:rPr>
-        <w:t>repositorio público en GitHub</w:t>
-      </w:r>
-      <w:r>
-        <w:rPr>
-          <w:rFonts w:asciiTheme="minorHAnsi" w:eastAsia="Times New Roman" w:hAnsiTheme="minorHAnsi" w:cs="Times New Roman"/>
-          <w:color w:val="auto"/>
-          <w:kern w:val="0"/>
-          <w:sz w:val="24"/>
-          <w:lang w:val="es-CR" w:eastAsia="en-US"/>
-          <w14:ligatures w14:val="none"/>
-        </w:rPr>
-        <w:t xml:space="preserve"> y subir el notebook completado.</w:t>
-      </w:r>
-    </w:p>
-    <w:p>
-      <w:pPr>
-        <w:spacing w:before="180" w:after="180" w:line="240" w:lineRule="auto"/>
-        <w:ind w:left="0"/>
-        <w:rPr>
-          <w:rFonts w:asciiTheme="minorHAnsi" w:eastAsia="Times New Roman" w:hAnsiTheme="minorHAnsi" w:cs="Times New Roman"/>
-          <w:color w:val="auto"/>
-          <w:kern w:val="0"/>
-          <w:sz w:val="24"/>
-          <w:lang w:val="en-US" w:eastAsia="en-US"/>
-          <w14:ligatures w14:val="none"/>
-        </w:rPr>
-      </w:pPr>
-      <w:r>
-        <w:rPr>
-          <w:rFonts w:asciiTheme="minorHAnsi" w:eastAsia="Times New Roman" w:hAnsiTheme="minorHAnsi" w:cs="Times New Roman"/>
-          <w:color w:val="auto"/>
-          <w:kern w:val="0"/>
-          <w:sz w:val="24"/>
-          <w:lang w:val="en-US" w:eastAsia="en-US"/>
-          <w14:ligatures w14:val="none"/>
-        </w:rPr>
-        <w:t>El repositorio debe incluir:</w:t>
-      </w:r>
-    </w:p>
-    <w:p>
-      <w:pPr>
-        <w:numPr>
-          <w:ilvl w:val="0"/>
-          <w:numId w:val="11"/>
-        </w:numPr>
-        <w:spacing w:before="36" w:after="36" w:line="240" w:lineRule="auto"/>
-        <w:rPr>
-          <w:rFonts w:asciiTheme="minorHAnsi" w:eastAsia="Times New Roman" w:hAnsiTheme="minorHAnsi" w:cs="Times New Roman"/>
-          <w:color w:val="auto"/>
-          <w:kern w:val="0"/>
-          <w:sz w:val="24"/>
-          <w:lang w:val="es-CR" w:eastAsia="en-US"/>
-          <w14:ligatures w14:val="none"/>
-        </w:rPr>
-      </w:pPr>
-      <w:r>
-        <w:rPr>
-          <w:rFonts w:asciiTheme="minorHAnsi" w:eastAsia="Times New Roman" w:hAnsiTheme="minorHAnsi" w:cs="Times New Roman"/>
-          <w:color w:val="auto"/>
-          <w:kern w:val="0"/>
-          <w:sz w:val="24"/>
-          <w:lang w:val="es-CR" w:eastAsia="en-US"/>
-          <w14:ligatures w14:val="none"/>
-        </w:rPr>
-        <w:t xml:space="preserve">Archivo </w:t>
-      </w:r>
-      <w:r>
-        <w:rPr>
-          <w:rFonts w:ascii="Consolas" w:eastAsia="Times New Roman" w:hAnsi="Consolas" w:cs="Times New Roman"/>
-          <w:color w:val="auto"/>
-          <w:kern w:val="0"/>
-          <w:sz w:val="22"/>
-          <w:lang w:val="es-CR" w:eastAsia="en-US"/>
-          <w14:ligatures w14:val="none"/>
-        </w:rPr>
-        <w:t>.ipynb</w:t>
-      </w:r>
-      <w:r>
-        <w:rPr>
-          <w:rFonts w:asciiTheme="minorHAnsi" w:eastAsia="Times New Roman" w:hAnsiTheme="minorHAnsi" w:cs="Times New Roman"/>
-          <w:color w:val="auto"/>
-          <w:kern w:val="0"/>
-          <w:sz w:val="24"/>
-          <w:lang w:val="es-CR" w:eastAsia="en-US"/>
-          <w14:ligatures w14:val="none"/>
-        </w:rPr>
-        <w:t xml:space="preserve"> del notebook completado.</w:t>
-      </w:r>
-    </w:p>
-    <w:p>
-      <w:pPr>
-        <w:numPr>
-          <w:ilvl w:val="0"/>
-          <w:numId w:val="11"/>
-        </w:numPr>
-        <w:spacing w:before="36" w:after="36" w:line="240" w:lineRule="auto"/>
-        <w:rPr>
-          <w:rFonts w:asciiTheme="minorHAnsi" w:eastAsia="Times New Roman" w:hAnsiTheme="minorHAnsi" w:cs="Times New Roman"/>
-          <w:color w:val="auto"/>
-          <w:kern w:val="0"/>
-          <w:sz w:val="24"/>
-          <w:lang w:val="en-US" w:eastAsia="en-US"/>
-          <w14:ligatures w14:val="none"/>
-        </w:rPr>
-      </w:pPr>
-      <w:r>
-        <w:rPr>
-          <w:rFonts w:asciiTheme="minorHAnsi" w:eastAsia="Times New Roman" w:hAnsiTheme="minorHAnsi" w:cs="Times New Roman"/>
-          <w:color w:val="auto"/>
-          <w:kern w:val="0"/>
-          <w:sz w:val="24"/>
-          <w:lang w:val="en-US" w:eastAsia="en-US"/>
-          <w14:ligatures w14:val="none"/>
-        </w:rPr>
-        <w:t>Respuestas y ejercicios desarrollados.</w:t>
-      </w:r>
-    </w:p>
-    <w:p>
-      <w:pPr>
-        <w:numPr>
-          <w:ilvl w:val="0"/>
-          <w:numId w:val="11"/>
-        </w:numPr>
-        <w:spacing w:before="36" w:after="36" w:line="240" w:lineRule="auto"/>
-        <w:rPr>
-          <w:rFonts w:asciiTheme="minorHAnsi" w:eastAsia="Times New Roman" w:hAnsiTheme="minorHAnsi" w:cs="Times New Roman"/>
-          <w:color w:val="auto"/>
-          <w:kern w:val="0"/>
-          <w:sz w:val="24"/>
-          <w:lang w:val="es-CR" w:eastAsia="en-US"/>
-          <w14:ligatures w14:val="none"/>
-        </w:rPr>
-      </w:pPr>
-      <w:r>
-        <w:rPr>
-          <w:rFonts w:asciiTheme="minorHAnsi" w:eastAsia="Times New Roman" w:hAnsiTheme="minorHAnsi" w:cs="Times New Roman"/>
-          <w:color w:val="auto"/>
-          <w:kern w:val="0"/>
-          <w:sz w:val="24"/>
-          <w:lang w:val="es-CR" w:eastAsia="en-US"/>
-          <w14:ligatures w14:val="none"/>
-        </w:rPr>
-        <w:t>Evidencia de ejecución del código.</w:t>
-      </w:r>
-    </w:p>
-    <w:p>
-      <w:pPr>
-        <w:spacing w:after="200" w:line="240" w:lineRule="auto"/>
-        <w:ind w:left="0"/>
-        <w:rPr>
-          <w:rFonts w:asciiTheme="minorHAnsi" w:eastAsia="Times New Roman" w:hAnsiTheme="minorHAnsi" w:cs="Times New Roman"/>
-          <w:color w:val="auto"/>
-          <w:kern w:val="0"/>
-          <w:sz w:val="24"/>
-          <w:lang w:val="en-US" w:eastAsia="en-US"/>
-          <w14:ligatures w14:val="none"/>
-        </w:rPr>
-      </w:pPr>
-      <w:r>
-        <w:rPr>
-          <w:rFonts w:asciiTheme="minorHAnsi" w:eastAsia="Times New Roman" w:hAnsiTheme="minorHAnsi" w:cs="Times New Roman"/>
-          <w:color w:val="auto"/>
-          <w:kern w:val="0"/>
-          <w:sz w:val="24"/>
-          <w:lang w:val="en-US" w:eastAsia="en-US"/>
-          <w14:ligatures w14:val="none"/>
-        </w:rPr>
-        <w:pict w14:anchorId="04B911BC">
-          <v:rect id="_x0000_i1028" style="width:0;height:1.5pt" o:hralign="center" o:hrstd="t" o:hr="t" stroked="f"/>
-        </w:pict>
-      </w:r>
-    </w:p>
-    <w:p>
-      <w:pPr>
-        <w:spacing w:after="160"/>
-        <w:ind w:left="0"/>
-        <w:rPr>
-          <w:b/>
-          <w:bCs/>
-          <w:sz w:val="28"/>
-          <w:szCs w:val="20"/>
-        </w:rPr>
-      </w:pPr>
-      <w:bookmarkStart w:id="1" w:name="importante"/>
-      <w:bookmarkEnd w:id="0"/>
-      <w:r>
-        <w:rPr>
-          <w:b/>
-          <w:bCs/>
-          <w:sz w:val="28"/>
-          <w:szCs w:val="20"/>
-        </w:rPr>
-        <w:t>Importante</w:t>
-      </w:r>
-    </w:p>
-    <w:p>
-      <w:pPr>
-        <w:spacing w:before="180" w:after="180" w:line="240" w:lineRule="auto"/>
-        <w:ind w:left="0"/>
-        <w:rPr>
-          <w:rFonts w:asciiTheme="minorHAnsi" w:eastAsia="Times New Roman" w:hAnsiTheme="minorHAnsi" w:cs="Times New Roman"/>
-          <w:color w:val="auto"/>
-          <w:kern w:val="0"/>
-          <w:sz w:val="24"/>
-          <w:lang w:val="es-CR" w:eastAsia="en-US"/>
-          <w14:ligatures w14:val="none"/>
-        </w:rPr>
-      </w:pPr>
-      <w:r>
-        <w:rPr>
-          <w:rFonts w:asciiTheme="minorHAnsi" w:eastAsia="Times New Roman" w:hAnsiTheme="minorHAnsi" w:cs="Times New Roman"/>
-          <w:color w:val="auto"/>
-          <w:kern w:val="0"/>
-          <w:sz w:val="24"/>
-          <w:lang w:val="es-CR" w:eastAsia="en-US"/>
-          <w14:ligatures w14:val="none"/>
-        </w:rPr>
-        <w:t xml:space="preserve">El repositorio debe estar configurado como </w:t>
-      </w:r>
-      <w:r>
-        <w:rPr>
-          <w:rFonts w:asciiTheme="minorHAnsi" w:eastAsia="Times New Roman" w:hAnsiTheme="minorHAnsi" w:cs="Times New Roman"/>
-          <w:b/>
-          <w:bCs/>
-          <w:color w:val="auto"/>
-          <w:kern w:val="0"/>
-          <w:sz w:val="24"/>
-          <w:lang w:val="es-CR" w:eastAsia="en-US"/>
-          <w14:ligatures w14:val="none"/>
-        </w:rPr>
-        <w:t>público</w:t>
-      </w:r>
-      <w:r>
-        <w:rPr>
-          <w:rFonts w:asciiTheme="minorHAnsi" w:eastAsia="Times New Roman" w:hAnsiTheme="minorHAnsi" w:cs="Times New Roman"/>
-          <w:color w:val="auto"/>
-          <w:kern w:val="0"/>
-          <w:sz w:val="24"/>
-          <w:lang w:val="es-CR" w:eastAsia="en-US"/>
-          <w14:ligatures w14:val="none"/>
-        </w:rPr>
-        <w:t>, ya que el docente revisará la actividad mediante el enlace compartido.</w:t>
-      </w:r>
-    </w:p>
-    <w:p>
-      <w:pPr>
-        <w:spacing w:before="180" w:after="180" w:line="240" w:lineRule="auto"/>
-        <w:ind w:left="0"/>
-        <w:rPr>
-          <w:rFonts w:asciiTheme="minorHAnsi" w:eastAsia="Times New Roman" w:hAnsiTheme="minorHAnsi" w:cs="Times New Roman"/>
-          <w:color w:val="auto"/>
-          <w:kern w:val="0"/>
-          <w:sz w:val="24"/>
-          <w:lang w:val="es-CR" w:eastAsia="en-US"/>
-          <w14:ligatures w14:val="none"/>
-        </w:rPr>
-      </w:pPr>
-      <w:r>
-        <w:rPr>
-          <w:rFonts w:asciiTheme="minorHAnsi" w:eastAsia="Times New Roman" w:hAnsiTheme="minorHAnsi" w:cs="Times New Roman"/>
-          <w:b/>
-          <w:bCs/>
-          <w:color w:val="auto"/>
-          <w:kern w:val="0"/>
-          <w:sz w:val="24"/>
-          <w:lang w:val="es-CR" w:eastAsia="en-US"/>
-          <w14:ligatures w14:val="none"/>
-        </w:rPr>
-        <w:t>El estudiante debe entregar únicamente el enlace público del repositorio de GitHub.</w:t>
-      </w:r>
-    </w:p>
-    <w:p>
-      <w:pPr>
-        <w:spacing w:before="180" w:after="180" w:line="240" w:lineRule="auto"/>
-        <w:ind w:left="0"/>
-        <w:rPr>
-          <w:rFonts w:asciiTheme="minorHAnsi" w:eastAsia="Times New Roman" w:hAnsiTheme="minorHAnsi" w:cs="Times New Roman"/>
-          <w:color w:val="auto"/>
-          <w:kern w:val="0"/>
-          <w:sz w:val="24"/>
-          <w:lang w:val="es-CR" w:eastAsia="en-US"/>
-          <w14:ligatures w14:val="none"/>
-        </w:rPr>
-      </w:pPr>
-      <w:r>
-        <w:rPr>
-          <w:rFonts w:asciiTheme="minorHAnsi" w:eastAsia="Times New Roman" w:hAnsiTheme="minorHAnsi" w:cs="Times New Roman"/>
-          <w:b/>
-          <w:bCs/>
-          <w:color w:val="auto"/>
-          <w:kern w:val="0"/>
-          <w:sz w:val="24"/>
-          <w:lang w:val="es-CR" w:eastAsia="en-US"/>
-          <w14:ligatures w14:val="none"/>
-        </w:rPr>
-        <w:t>Correo de entrega:</w:t>
-      </w:r>
-      <w:r>
-        <w:rPr>
-          <w:rFonts w:asciiTheme="minorHAnsi" w:eastAsia="Times New Roman" w:hAnsiTheme="minorHAnsi" w:cs="Times New Roman"/>
-          <w:color w:val="auto"/>
-          <w:kern w:val="0"/>
-          <w:sz w:val="24"/>
-          <w:lang w:val="es-CR" w:eastAsia="en-US"/>
-          <w14:ligatures w14:val="none"/>
-        </w:rPr>
-        <w:br/>
-        <w:t>amenaa@castrocarazo.ac.cr</w:t>
-      </w:r>
-      <w:bookmarkEnd w:id="1"/>
     </w:p>
     <w:sectPr>
-      <w:headerReference w:type="even" r:id="rId8"/>
-      <w:headerReference w:type="default" r:id="rId9"/>
-      <w:footerReference w:type="default" r:id="rId10"/>
-      <w:headerReference w:type="first" r:id="rId11"/>
+      <w:headerReference w:type="even" r:id="rId9"/>
+      <w:headerReference w:type="default" r:id="rId10"/>
+      <w:footerReference w:type="default" r:id="rId11"/>
+      <w:headerReference w:type="first" r:id="rId12"/>
       <w:pgSz w:w="11906" w:h="16838" w:code="9"/>
       <w:pgMar w:top="1440" w:right="1080" w:bottom="1440" w:left="1080" w:header="720" w:footer="57" w:gutter="0"/>
       <w:cols w:space="720"/>
@@ -680,7 +258,7 @@
 </file>
 
 <file path=word/endnotes.xml><?xml version="1.0" encoding="utf-8"?>
-<w:endnotes xmlns:wpc="http://schemas.microsoft.com/office/word/2010/wordprocessingCanvas" xmlns:cx="http://schemas.microsoft.com/office/drawing/2014/chartex" xmlns:cx1="http://schemas.microsoft.com/office/drawing/2015/9/8/chartex" xmlns:cx2="http://schemas.microsoft.com/office/drawing/2015/10/21/chartex" xmlns:cx3="http://schemas.microsoft.com/office/drawing/2016/5/9/chartex" xmlns:cx4="http://schemas.microsoft.com/office/drawing/2016/5/10/chartex" xmlns:cx5="http://schemas.microsoft.com/office/drawing/2016/5/11/chartex" xmlns:cx6="http://schemas.microsoft.com/office/drawing/2016/5/12/chartex" xmlns:cx7="http://schemas.microsoft.com/office/drawing/2016/5/13/chartex" xmlns:cx8="http://schemas.microsoft.com/office/drawing/2016/5/14/chartex" xmlns:mc="http://schemas.openxmlformats.org/markup-compatibility/2006" xmlns:aink="http://schemas.microsoft.com/office/drawing/2016/ink" xmlns:am3d="http://schemas.microsoft.com/office/drawing/2017/model3d" xmlns:o="urn:schemas-microsoft-com:office:office" xmlns:oel="http://schemas.microsoft.com/office/2019/extlst" xmlns:r="http://schemas.openxmlformats.org/officeDocument/2006/relationships" xmlns:m="http://schemas.openxmlformats.org/officeDocument/2006/math" xmlns:v="urn:schemas-microsoft-com:vml" xmlns:wp14="http://schemas.microsoft.com/office/word/2010/wordprocessingDrawing" xmlns:wp="http://schemas.openxmlformats.org/drawingml/2006/wordprocessingDrawing" xmlns:w10="urn:schemas-microsoft-com:office:word" xmlns:w="http://schemas.openxmlformats.org/wordprocessingml/2006/main" xmlns:w14="http://schemas.microsoft.com/office/word/2010/wordml" xmlns:w15="http://schemas.microsoft.com/office/word/2012/wordml" xmlns:w16cex="http://schemas.microsoft.com/office/word/2018/wordml/cex" xmlns:w16cid="http://schemas.microsoft.com/office/word/2016/wordml/cid" xmlns:w16="http://schemas.microsoft.com/office/word/2018/wordml" xmlns:w16du="http://schemas.microsoft.com/office/word/2023/wordml/word16du" xmlns:w16sdtdh="http://schemas.microsoft.com/office/word/2020/wordml/sdtdatahash" xmlns:w16sdtfl="http://schemas.microsoft.com/office/word/2024/wordml/sdtformatlock" xmlns:w16se="http://schemas.microsoft.com/office/word/2015/wordml/symex" xmlns:wpg="http://schemas.microsoft.com/office/word/2010/wordprocessingGroup" xmlns:wpi="http://schemas.microsoft.com/office/word/2010/wordprocessingInk" xmlns:wne="http://schemas.microsoft.com/office/word/2006/wordml" xmlns:wps="http://schemas.microsoft.com/office/word/2010/wordprocessingShape" mc:Ignorable="w14 w15 w16se w16cid w16 w16cex w16sdtdh w16sdtfl w16du wp14">
+<w:endnotes xmlns:wpc="http://schemas.microsoft.com/office/word/2010/wordprocessingCanvas" xmlns:cx="http://schemas.microsoft.com/office/drawing/2014/chartex" xmlns:cx1="http://schemas.microsoft.com/office/drawing/2015/9/8/chartex" xmlns:cx2="http://schemas.microsoft.com/office/drawing/2015/10/21/chartex" xmlns:cx3="http://schemas.microsoft.com/office/drawing/2016/5/9/chartex" xmlns:cx4="http://schemas.microsoft.com/office/drawing/2016/5/10/chartex" xmlns:cx5="http://schemas.microsoft.com/office/drawing/2016/5/11/chartex" xmlns:cx6="http://schemas.microsoft.com/office/drawing/2016/5/12/chartex" xmlns:cx7="http://schemas.microsoft.com/office/drawing/2016/5/13/chartex" xmlns:cx8="http://schemas.microsoft.com/office/drawing/2016/5/14/chartex" xmlns:mc="http://schemas.openxmlformats.org/markup-compatibility/2006" xmlns:aink="http://schemas.microsoft.com/office/drawing/2016/ink" xmlns:am3d="http://schemas.microsoft.com/office/drawing/2017/model3d" xmlns:o="urn:schemas-microsoft-com:office:office" xmlns:r="http://schemas.openxmlformats.org/officeDocument/2006/relationships" xmlns:m="http://schemas.openxmlformats.org/officeDocument/2006/math" xmlns:v="urn:schemas-microsoft-com:vml" xmlns:wp14="http://schemas.microsoft.com/office/word/2010/wordprocessingDrawing" xmlns:wp="http://schemas.openxmlformats.org/drawingml/2006/wordprocessingDrawing" xmlns:w10="urn:schemas-microsoft-com:office:word" xmlns:w="http://schemas.openxmlformats.org/wordprocessingml/2006/main" xmlns:w14="http://schemas.microsoft.com/office/word/2010/wordml" xmlns:w15="http://schemas.microsoft.com/office/word/2012/wordml" xmlns:w16cex="http://schemas.microsoft.com/office/word/2018/wordml/cex" xmlns:w16cid="http://schemas.microsoft.com/office/word/2016/wordml/cid" xmlns:w16="http://schemas.microsoft.com/office/word/2018/wordml" xmlns:w16se="http://schemas.microsoft.com/office/word/2015/wordml/symex" xmlns:wpg="http://schemas.microsoft.com/office/word/2010/wordprocessingGroup" xmlns:wpi="http://schemas.microsoft.com/office/word/2010/wordprocessingInk" xmlns:wne="http://schemas.microsoft.com/office/word/2006/wordml" xmlns:wps="http://schemas.microsoft.com/office/word/2010/wordprocessingShape" mc:Ignorable="w14 w15 w16se w16cid w16 w16cex wp14">
   <w:endnote w:type="separator" w:id="-1">
     <w:p>
       <w:pPr>
@@ -705,7 +283,7 @@
 </file>
 
 <file path=word/footer1.xml><?xml version="1.0" encoding="utf-8"?>
-<w:ftr xmlns:wpc="http://schemas.microsoft.com/office/word/2010/wordprocessingCanvas" xmlns:cx="http://schemas.microsoft.com/office/drawing/2014/chartex" xmlns:cx1="http://schemas.microsoft.com/office/drawing/2015/9/8/chartex" xmlns:cx2="http://schemas.microsoft.com/office/drawing/2015/10/21/chartex" xmlns:cx3="http://schemas.microsoft.com/office/drawing/2016/5/9/chartex" xmlns:cx4="http://schemas.microsoft.com/office/drawing/2016/5/10/chartex" xmlns:cx5="http://schemas.microsoft.com/office/drawing/2016/5/11/chartex" xmlns:cx6="http://schemas.microsoft.com/office/drawing/2016/5/12/chartex" xmlns:cx7="http://schemas.microsoft.com/office/drawing/2016/5/13/chartex" xmlns:cx8="http://schemas.microsoft.com/office/drawing/2016/5/14/chartex" xmlns:mc="http://schemas.openxmlformats.org/markup-compatibility/2006" xmlns:aink="http://schemas.microsoft.com/office/drawing/2016/ink" xmlns:am3d="http://schemas.microsoft.com/office/drawing/2017/model3d" xmlns:o="urn:schemas-microsoft-com:office:office" xmlns:oel="http://schemas.microsoft.com/office/2019/extlst" xmlns:r="http://schemas.openxmlformats.org/officeDocument/2006/relationships" xmlns:m="http://schemas.openxmlformats.org/officeDocument/2006/math" xmlns:v="urn:schemas-microsoft-com:vml" xmlns:wp14="http://schemas.microsoft.com/office/word/2010/wordprocessingDrawing" xmlns:wp="http://schemas.openxmlformats.org/drawingml/2006/wordprocessingDrawing" xmlns:w10="urn:schemas-microsoft-com:office:word" xmlns:w="http://schemas.openxmlformats.org/wordprocessingml/2006/main" xmlns:w14="http://schemas.microsoft.com/office/word/2010/wordml" xmlns:w15="http://schemas.microsoft.com/office/word/2012/wordml" xmlns:w16cex="http://schemas.microsoft.com/office/word/2018/wordml/cex" xmlns:w16cid="http://schemas.microsoft.com/office/word/2016/wordml/cid" xmlns:w16="http://schemas.microsoft.com/office/word/2018/wordml" xmlns:w16du="http://schemas.microsoft.com/office/word/2023/wordml/word16du" xmlns:w16sdtdh="http://schemas.microsoft.com/office/word/2020/wordml/sdtdatahash" xmlns:w16sdtfl="http://schemas.microsoft.com/office/word/2024/wordml/sdtformatlock" xmlns:w16se="http://schemas.microsoft.com/office/word/2015/wordml/symex" xmlns:wpg="http://schemas.microsoft.com/office/word/2010/wordprocessingGroup" xmlns:wpi="http://schemas.microsoft.com/office/word/2010/wordprocessingInk" xmlns:wne="http://schemas.microsoft.com/office/word/2006/wordml" xmlns:wps="http://schemas.microsoft.com/office/word/2010/wordprocessingShape" mc:Ignorable="w14 w15 w16se w16cid w16 w16cex w16sdtdh w16sdtfl w16du wp14">
+<w:ftr xmlns:wpc="http://schemas.microsoft.com/office/word/2010/wordprocessingCanvas" xmlns:cx="http://schemas.microsoft.com/office/drawing/2014/chartex" xmlns:cx1="http://schemas.microsoft.com/office/drawing/2015/9/8/chartex" xmlns:cx2="http://schemas.microsoft.com/office/drawing/2015/10/21/chartex" xmlns:cx3="http://schemas.microsoft.com/office/drawing/2016/5/9/chartex" xmlns:cx4="http://schemas.microsoft.com/office/drawing/2016/5/10/chartex" xmlns:cx5="http://schemas.microsoft.com/office/drawing/2016/5/11/chartex" xmlns:cx6="http://schemas.microsoft.com/office/drawing/2016/5/12/chartex" xmlns:cx7="http://schemas.microsoft.com/office/drawing/2016/5/13/chartex" xmlns:cx8="http://schemas.microsoft.com/office/drawing/2016/5/14/chartex" xmlns:mc="http://schemas.openxmlformats.org/markup-compatibility/2006" xmlns:aink="http://schemas.microsoft.com/office/drawing/2016/ink" xmlns:am3d="http://schemas.microsoft.com/office/drawing/2017/model3d" xmlns:o="urn:schemas-microsoft-com:office:office" xmlns:r="http://schemas.openxmlformats.org/officeDocument/2006/relationships" xmlns:m="http://schemas.openxmlformats.org/officeDocument/2006/math" xmlns:v="urn:schemas-microsoft-com:vml" xmlns:wp14="http://schemas.microsoft.com/office/word/2010/wordprocessingDrawing" xmlns:wp="http://schemas.openxmlformats.org/drawingml/2006/wordprocessingDrawing" xmlns:w10="urn:schemas-microsoft-com:office:word" xmlns:w="http://schemas.openxmlformats.org/wordprocessingml/2006/main" xmlns:w14="http://schemas.microsoft.com/office/word/2010/wordml" xmlns:w15="http://schemas.microsoft.com/office/word/2012/wordml" xmlns:w16cex="http://schemas.microsoft.com/office/word/2018/wordml/cex" xmlns:w16cid="http://schemas.microsoft.com/office/word/2016/wordml/cid" xmlns:w16="http://schemas.microsoft.com/office/word/2018/wordml" xmlns:w16se="http://schemas.microsoft.com/office/word/2015/wordml/symex" xmlns:wpg="http://schemas.microsoft.com/office/word/2010/wordprocessingGroup" xmlns:wpi="http://schemas.microsoft.com/office/word/2010/wordprocessingInk" xmlns:wne="http://schemas.microsoft.com/office/word/2006/wordml" xmlns:wps="http://schemas.microsoft.com/office/word/2010/wordprocessingShape" mc:Ignorable="w14 w15 w16se w16cid w16 w16cex wp14">
   <w:p>
     <w:pPr>
       <w:jc w:val="right"/>
@@ -749,7 +327,7 @@
 </file>
 
 <file path=word/footnotes.xml><?xml version="1.0" encoding="utf-8"?>
-<w:footnotes xmlns:wpc="http://schemas.microsoft.com/office/word/2010/wordprocessingCanvas" xmlns:cx="http://schemas.microsoft.com/office/drawing/2014/chartex" xmlns:cx1="http://schemas.microsoft.com/office/drawing/2015/9/8/chartex" xmlns:cx2="http://schemas.microsoft.com/office/drawing/2015/10/21/chartex" xmlns:cx3="http://schemas.microsoft.com/office/drawing/2016/5/9/chartex" xmlns:cx4="http://schemas.microsoft.com/office/drawing/2016/5/10/chartex" xmlns:cx5="http://schemas.microsoft.com/office/drawing/2016/5/11/chartex" xmlns:cx6="http://schemas.microsoft.com/office/drawing/2016/5/12/chartex" xmlns:cx7="http://schemas.microsoft.com/office/drawing/2016/5/13/chartex" xmlns:cx8="http://schemas.microsoft.com/office/drawing/2016/5/14/chartex" xmlns:mc="http://schemas.openxmlformats.org/markup-compatibility/2006" xmlns:aink="http://schemas.microsoft.com/office/drawing/2016/ink" xmlns:am3d="http://schemas.microsoft.com/office/drawing/2017/model3d" xmlns:o="urn:schemas-microsoft-com:office:office" xmlns:oel="http://schemas.microsoft.com/office/2019/extlst" xmlns:r="http://schemas.openxmlformats.org/officeDocument/2006/relationships" xmlns:m="http://schemas.openxmlformats.org/officeDocument/2006/math" xmlns:v="urn:schemas-microsoft-com:vml" xmlns:wp14="http://schemas.microsoft.com/office/word/2010/wordprocessingDrawing" xmlns:wp="http://schemas.openxmlformats.org/drawingml/2006/wordprocessingDrawing" xmlns:w10="urn:schemas-microsoft-com:office:word" xmlns:w="http://schemas.openxmlformats.org/wordprocessingml/2006/main" xmlns:w14="http://schemas.microsoft.com/office/word/2010/wordml" xmlns:w15="http://schemas.microsoft.com/office/word/2012/wordml" xmlns:w16cex="http://schemas.microsoft.com/office/word/2018/wordml/cex" xmlns:w16cid="http://schemas.microsoft.com/office/word/2016/wordml/cid" xmlns:w16="http://schemas.microsoft.com/office/word/2018/wordml" xmlns:w16du="http://schemas.microsoft.com/office/word/2023/wordml/word16du" xmlns:w16sdtdh="http://schemas.microsoft.com/office/word/2020/wordml/sdtdatahash" xmlns:w16sdtfl="http://schemas.microsoft.com/office/word/2024/wordml/sdtformatlock" xmlns:w16se="http://schemas.microsoft.com/office/word/2015/wordml/symex" xmlns:wpg="http://schemas.microsoft.com/office/word/2010/wordprocessingGroup" xmlns:wpi="http://schemas.microsoft.com/office/word/2010/wordprocessingInk" xmlns:wne="http://schemas.microsoft.com/office/word/2006/wordml" xmlns:wps="http://schemas.microsoft.com/office/word/2010/wordprocessingShape" mc:Ignorable="w14 w15 w16se w16cid w16 w16cex w16sdtdh w16sdtfl w16du wp14">
+<w:footnotes xmlns:wpc="http://schemas.microsoft.com/office/word/2010/wordprocessingCanvas" xmlns:cx="http://schemas.microsoft.com/office/drawing/2014/chartex" xmlns:cx1="http://schemas.microsoft.com/office/drawing/2015/9/8/chartex" xmlns:cx2="http://schemas.microsoft.com/office/drawing/2015/10/21/chartex" xmlns:cx3="http://schemas.microsoft.com/office/drawing/2016/5/9/chartex" xmlns:cx4="http://schemas.microsoft.com/office/drawing/2016/5/10/chartex" xmlns:cx5="http://schemas.microsoft.com/office/drawing/2016/5/11/chartex" xmlns:cx6="http://schemas.microsoft.com/office/drawing/2016/5/12/chartex" xmlns:cx7="http://schemas.microsoft.com/office/drawing/2016/5/13/chartex" xmlns:cx8="http://schemas.microsoft.com/office/drawing/2016/5/14/chartex" xmlns:mc="http://schemas.openxmlformats.org/markup-compatibility/2006" xmlns:aink="http://schemas.microsoft.com/office/drawing/2016/ink" xmlns:am3d="http://schemas.microsoft.com/office/drawing/2017/model3d" xmlns:o="urn:schemas-microsoft-com:office:office" xmlns:r="http://schemas.openxmlformats.org/officeDocument/2006/relationships" xmlns:m="http://schemas.openxmlformats.org/officeDocument/2006/math" xmlns:v="urn:schemas-microsoft-com:vml" xmlns:wp14="http://schemas.microsoft.com/office/word/2010/wordprocessingDrawing" xmlns:wp="http://schemas.openxmlformats.org/drawingml/2006/wordprocessingDrawing" xmlns:w10="urn:schemas-microsoft-com:office:word" xmlns:w="http://schemas.openxmlformats.org/wordprocessingml/2006/main" xmlns:w14="http://schemas.microsoft.com/office/word/2010/wordml" xmlns:w15="http://schemas.microsoft.com/office/word/2012/wordml" xmlns:w16cex="http://schemas.microsoft.com/office/word/2018/wordml/cex" xmlns:w16cid="http://schemas.microsoft.com/office/word/2016/wordml/cid" xmlns:w16="http://schemas.microsoft.com/office/word/2018/wordml" xmlns:w16se="http://schemas.microsoft.com/office/word/2015/wordml/symex" xmlns:wpg="http://schemas.microsoft.com/office/word/2010/wordprocessingGroup" xmlns:wpi="http://schemas.microsoft.com/office/word/2010/wordprocessingInk" xmlns:wne="http://schemas.microsoft.com/office/word/2006/wordml" xmlns:wps="http://schemas.microsoft.com/office/word/2010/wordprocessingShape" mc:Ignorable="w14 w15 w16se w16cid w16 w16cex wp14">
   <w:footnote w:type="separator" w:id="-1">
     <w:p>
       <w:pPr>
@@ -774,7 +352,7 @@
 </file>
 
 <file path=word/header1.xml><?xml version="1.0" encoding="utf-8"?>
-<w:hdr xmlns:wpc="http://schemas.microsoft.com/office/word/2010/wordprocessingCanvas" xmlns:cx="http://schemas.microsoft.com/office/drawing/2014/chartex" xmlns:cx1="http://schemas.microsoft.com/office/drawing/2015/9/8/chartex" xmlns:cx2="http://schemas.microsoft.com/office/drawing/2015/10/21/chartex" xmlns:cx3="http://schemas.microsoft.com/office/drawing/2016/5/9/chartex" xmlns:cx4="http://schemas.microsoft.com/office/drawing/2016/5/10/chartex" xmlns:cx5="http://schemas.microsoft.com/office/drawing/2016/5/11/chartex" xmlns:cx6="http://schemas.microsoft.com/office/drawing/2016/5/12/chartex" xmlns:cx7="http://schemas.microsoft.com/office/drawing/2016/5/13/chartex" xmlns:cx8="http://schemas.microsoft.com/office/drawing/2016/5/14/chartex" xmlns:mc="http://schemas.openxmlformats.org/markup-compatibility/2006" xmlns:aink="http://schemas.microsoft.com/office/drawing/2016/ink" xmlns:am3d="http://schemas.microsoft.com/office/drawing/2017/model3d" xmlns:o="urn:schemas-microsoft-com:office:office" xmlns:oel="http://schemas.microsoft.com/office/2019/extlst" xmlns:r="http://schemas.openxmlformats.org/officeDocument/2006/relationships" xmlns:m="http://schemas.openxmlformats.org/officeDocument/2006/math" xmlns:v="urn:schemas-microsoft-com:vml" xmlns:wp14="http://schemas.microsoft.com/office/word/2010/wordprocessingDrawing" xmlns:wp="http://schemas.openxmlformats.org/drawingml/2006/wordprocessingDrawing" xmlns:w10="urn:schemas-microsoft-com:office:word" xmlns:w="http://schemas.openxmlformats.org/wordprocessingml/2006/main" xmlns:w14="http://schemas.microsoft.com/office/word/2010/wordml" xmlns:w15="http://schemas.microsoft.com/office/word/2012/wordml" xmlns:w16cex="http://schemas.microsoft.com/office/word/2018/wordml/cex" xmlns:w16cid="http://schemas.microsoft.com/office/word/2016/wordml/cid" xmlns:w16="http://schemas.microsoft.com/office/word/2018/wordml" xmlns:w16du="http://schemas.microsoft.com/office/word/2023/wordml/word16du" xmlns:w16sdtdh="http://schemas.microsoft.com/office/word/2020/wordml/sdtdatahash" xmlns:w16sdtfl="http://schemas.microsoft.com/office/word/2024/wordml/sdtformatlock" xmlns:w16se="http://schemas.microsoft.com/office/word/2015/wordml/symex" xmlns:wpg="http://schemas.microsoft.com/office/word/2010/wordprocessingGroup" xmlns:wpi="http://schemas.microsoft.com/office/word/2010/wordprocessingInk" xmlns:wne="http://schemas.microsoft.com/office/word/2006/wordml" xmlns:wps="http://schemas.microsoft.com/office/word/2010/wordprocessingShape" mc:Ignorable="w14 w15 w16se w16cid w16 w16cex w16sdtdh w16sdtfl w16du wp14">
+<w:hdr xmlns:wpc="http://schemas.microsoft.com/office/word/2010/wordprocessingCanvas" xmlns:cx="http://schemas.microsoft.com/office/drawing/2014/chartex" xmlns:cx1="http://schemas.microsoft.com/office/drawing/2015/9/8/chartex" xmlns:cx2="http://schemas.microsoft.com/office/drawing/2015/10/21/chartex" xmlns:cx3="http://schemas.microsoft.com/office/drawing/2016/5/9/chartex" xmlns:cx4="http://schemas.microsoft.com/office/drawing/2016/5/10/chartex" xmlns:cx5="http://schemas.microsoft.com/office/drawing/2016/5/11/chartex" xmlns:cx6="http://schemas.microsoft.com/office/drawing/2016/5/12/chartex" xmlns:cx7="http://schemas.microsoft.com/office/drawing/2016/5/13/chartex" xmlns:cx8="http://schemas.microsoft.com/office/drawing/2016/5/14/chartex" xmlns:mc="http://schemas.openxmlformats.org/markup-compatibility/2006" xmlns:aink="http://schemas.microsoft.com/office/drawing/2016/ink" xmlns:am3d="http://schemas.microsoft.com/office/drawing/2017/model3d" xmlns:o="urn:schemas-microsoft-com:office:office" xmlns:r="http://schemas.openxmlformats.org/officeDocument/2006/relationships" xmlns:m="http://schemas.openxmlformats.org/officeDocument/2006/math" xmlns:v="urn:schemas-microsoft-com:vml" xmlns:wp14="http://schemas.microsoft.com/office/word/2010/wordprocessingDrawing" xmlns:wp="http://schemas.openxmlformats.org/drawingml/2006/wordprocessingDrawing" xmlns:w10="urn:schemas-microsoft-com:office:word" xmlns:w="http://schemas.openxmlformats.org/wordprocessingml/2006/main" xmlns:w14="http://schemas.microsoft.com/office/word/2010/wordml" xmlns:w15="http://schemas.microsoft.com/office/word/2012/wordml" xmlns:w16cex="http://schemas.microsoft.com/office/word/2018/wordml/cex" xmlns:w16cid="http://schemas.microsoft.com/office/word/2016/wordml/cid" xmlns:w16="http://schemas.microsoft.com/office/word/2018/wordml" xmlns:w16se="http://schemas.microsoft.com/office/word/2015/wordml/symex" xmlns:wpg="http://schemas.microsoft.com/office/word/2010/wordprocessingGroup" xmlns:wpi="http://schemas.microsoft.com/office/word/2010/wordprocessingInk" xmlns:wne="http://schemas.microsoft.com/office/word/2006/wordml" xmlns:wps="http://schemas.microsoft.com/office/word/2010/wordprocessingShape" mc:Ignorable="w14 w15 w16se w16cid w16 w16cex wp14">
   <w:p>
     <w:pPr>
       <w:pStyle w:val="Encabezado"/>
@@ -803,7 +381,7 @@
           <v:path o:extrusionok="f" gradientshapeok="t" o:connecttype="rect"/>
           <o:lock v:ext="edit" aspectratio="t"/>
         </v:shapetype>
-        <v:shape id="WordPictureWatermark392594016" o:spid="_x0000_s1026" type="#_x0000_t75" style="position:absolute;left:0;text-align:left;margin-left:0;margin-top:0;width:595.4pt;height:842.15pt;z-index:-251657216;mso-position-horizontal:center;mso-position-horizontal-relative:margin;mso-position-vertical:center;mso-position-vertical-relative:margin" o:allowincell="f">
+        <v:shape id="WordPictureWatermark392594016" o:spid="_x0000_s2051" type="#_x0000_t75" alt="Documento A4 carta de negocio corporativo moderno azul y celeste" style="position:absolute;left:0;text-align:left;margin-left:0;margin-top:0;width:595.4pt;height:842.15pt;z-index:-251657216;mso-wrap-edited:f;mso-width-percent:0;mso-height-percent:0;mso-position-horizontal:center;mso-position-horizontal-relative:margin;mso-position-vertical:center;mso-position-vertical-relative:margin;mso-width-percent:0;mso-height-percent:0" o:allowincell="f">
           <v:imagedata r:id="rId1" o:title="Documento A4 carta de negocio corporativo moderno azul y celeste" gain="19661f" blacklevel="22938f"/>
           <w10:wrap anchorx="margin" anchory="margin"/>
         </v:shape>
@@ -814,7 +392,7 @@
 </file>
 
 <file path=word/header2.xml><?xml version="1.0" encoding="utf-8"?>
-<w:hdr xmlns:wpc="http://schemas.microsoft.com/office/word/2010/wordprocessingCanvas" xmlns:cx="http://schemas.microsoft.com/office/drawing/2014/chartex" xmlns:cx1="http://schemas.microsoft.com/office/drawing/2015/9/8/chartex" xmlns:cx2="http://schemas.microsoft.com/office/drawing/2015/10/21/chartex" xmlns:cx3="http://schemas.microsoft.com/office/drawing/2016/5/9/chartex" xmlns:cx4="http://schemas.microsoft.com/office/drawing/2016/5/10/chartex" xmlns:cx5="http://schemas.microsoft.com/office/drawing/2016/5/11/chartex" xmlns:cx6="http://schemas.microsoft.com/office/drawing/2016/5/12/chartex" xmlns:cx7="http://schemas.microsoft.com/office/drawing/2016/5/13/chartex" xmlns:cx8="http://schemas.microsoft.com/office/drawing/2016/5/14/chartex" xmlns:mc="http://schemas.openxmlformats.org/markup-compatibility/2006" xmlns:aink="http://schemas.microsoft.com/office/drawing/2016/ink" xmlns:am3d="http://schemas.microsoft.com/office/drawing/2017/model3d" xmlns:o="urn:schemas-microsoft-com:office:office" xmlns:oel="http://schemas.microsoft.com/office/2019/extlst" xmlns:r="http://schemas.openxmlformats.org/officeDocument/2006/relationships" xmlns:m="http://schemas.openxmlformats.org/officeDocument/2006/math" xmlns:v="urn:schemas-microsoft-com:vml" xmlns:wp14="http://schemas.microsoft.com/office/word/2010/wordprocessingDrawing" xmlns:wp="http://schemas.openxmlformats.org/drawingml/2006/wordprocessingDrawing" xmlns:w10="urn:schemas-microsoft-com:office:word" xmlns:w="http://schemas.openxmlformats.org/wordprocessingml/2006/main" xmlns:w14="http://schemas.microsoft.com/office/word/2010/wordml" xmlns:w15="http://schemas.microsoft.com/office/word/2012/wordml" xmlns:w16cex="http://schemas.microsoft.com/office/word/2018/wordml/cex" xmlns:w16cid="http://schemas.microsoft.com/office/word/2016/wordml/cid" xmlns:w16="http://schemas.microsoft.com/office/word/2018/wordml" xmlns:w16du="http://schemas.microsoft.com/office/word/2023/wordml/word16du" xmlns:w16sdtdh="http://schemas.microsoft.com/office/word/2020/wordml/sdtdatahash" xmlns:w16sdtfl="http://schemas.microsoft.com/office/word/2024/wordml/sdtformatlock" xmlns:w16se="http://schemas.microsoft.com/office/word/2015/wordml/symex" xmlns:wpg="http://schemas.microsoft.com/office/word/2010/wordprocessingGroup" xmlns:wpi="http://schemas.microsoft.com/office/word/2010/wordprocessingInk" xmlns:wne="http://schemas.microsoft.com/office/word/2006/wordml" xmlns:wps="http://schemas.microsoft.com/office/word/2010/wordprocessingShape" mc:Ignorable="w14 w15 w16se w16cid w16 w16cex w16sdtdh w16sdtfl w16du wp14">
+<w:hdr xmlns:wpc="http://schemas.microsoft.com/office/word/2010/wordprocessingCanvas" xmlns:cx="http://schemas.microsoft.com/office/drawing/2014/chartex" xmlns:cx1="http://schemas.microsoft.com/office/drawing/2015/9/8/chartex" xmlns:cx2="http://schemas.microsoft.com/office/drawing/2015/10/21/chartex" xmlns:cx3="http://schemas.microsoft.com/office/drawing/2016/5/9/chartex" xmlns:cx4="http://schemas.microsoft.com/office/drawing/2016/5/10/chartex" xmlns:cx5="http://schemas.microsoft.com/office/drawing/2016/5/11/chartex" xmlns:cx6="http://schemas.microsoft.com/office/drawing/2016/5/12/chartex" xmlns:cx7="http://schemas.microsoft.com/office/drawing/2016/5/13/chartex" xmlns:cx8="http://schemas.microsoft.com/office/drawing/2016/5/14/chartex" xmlns:mc="http://schemas.openxmlformats.org/markup-compatibility/2006" xmlns:aink="http://schemas.microsoft.com/office/drawing/2016/ink" xmlns:am3d="http://schemas.microsoft.com/office/drawing/2017/model3d" xmlns:o="urn:schemas-microsoft-com:office:office" xmlns:r="http://schemas.openxmlformats.org/officeDocument/2006/relationships" xmlns:m="http://schemas.openxmlformats.org/officeDocument/2006/math" xmlns:v="urn:schemas-microsoft-com:vml" xmlns:wp14="http://schemas.microsoft.com/office/word/2010/wordprocessingDrawing" xmlns:wp="http://schemas.openxmlformats.org/drawingml/2006/wordprocessingDrawing" xmlns:w10="urn:schemas-microsoft-com:office:word" xmlns:w="http://schemas.openxmlformats.org/wordprocessingml/2006/main" xmlns:w14="http://schemas.microsoft.com/office/word/2010/wordml" xmlns:w15="http://schemas.microsoft.com/office/word/2012/wordml" xmlns:w16cex="http://schemas.microsoft.com/office/word/2018/wordml/cex" xmlns:w16cid="http://schemas.microsoft.com/office/word/2016/wordml/cid" xmlns:w16="http://schemas.microsoft.com/office/word/2018/wordml" xmlns:w16se="http://schemas.microsoft.com/office/word/2015/wordml/symex" xmlns:wpg="http://schemas.microsoft.com/office/word/2010/wordprocessingGroup" xmlns:wpi="http://schemas.microsoft.com/office/word/2010/wordprocessingInk" xmlns:wne="http://schemas.microsoft.com/office/word/2006/wordml" xmlns:wps="http://schemas.microsoft.com/office/word/2010/wordprocessingShape" mc:Ignorable="w14 w15 w16se w16cid w16 w16cex wp14">
   <w:p>
     <w:pPr>
       <w:pStyle w:val="Encabezado"/>
@@ -866,7 +444,7 @@
           <v:path o:extrusionok="f" gradientshapeok="t" o:connecttype="rect"/>
           <o:lock v:ext="edit" aspectratio="t"/>
         </v:shapetype>
-        <v:shape id="WordPictureWatermark392594017" o:spid="_x0000_s1027" type="#_x0000_t75" style="position:absolute;margin-left:0;margin-top:0;width:595.4pt;height:842.15pt;z-index:-251656192;mso-position-horizontal:center;mso-position-horizontal-relative:margin;mso-position-vertical:center;mso-position-vertical-relative:margin" o:allowincell="f">
+        <v:shape id="WordPictureWatermark392594017" o:spid="_x0000_s2050" type="#_x0000_t75" alt="Documento A4 carta de negocio corporativo moderno azul y celeste" style="position:absolute;margin-left:0;margin-top:0;width:595.4pt;height:842.15pt;z-index:-251656192;mso-wrap-edited:f;mso-width-percent:0;mso-height-percent:0;mso-position-horizontal:center;mso-position-horizontal-relative:margin;mso-position-vertical:center;mso-position-vertical-relative:margin;mso-width-percent:0;mso-height-percent:0" o:allowincell="f">
           <v:imagedata r:id="rId1" o:title="Documento A4 carta de negocio corporativo moderno azul y celeste" gain="19661f" blacklevel="22938f"/>
           <w10:wrap anchorx="margin" anchory="margin"/>
         </v:shape>
@@ -877,7 +455,7 @@
 </file>
 
 <file path=word/header3.xml><?xml version="1.0" encoding="utf-8"?>
-<w:hdr xmlns:wpc="http://schemas.microsoft.com/office/word/2010/wordprocessingCanvas" xmlns:cx="http://schemas.microsoft.com/office/drawing/2014/chartex" xmlns:cx1="http://schemas.microsoft.com/office/drawing/2015/9/8/chartex" xmlns:cx2="http://schemas.microsoft.com/office/drawing/2015/10/21/chartex" xmlns:cx3="http://schemas.microsoft.com/office/drawing/2016/5/9/chartex" xmlns:cx4="http://schemas.microsoft.com/office/drawing/2016/5/10/chartex" xmlns:cx5="http://schemas.microsoft.com/office/drawing/2016/5/11/chartex" xmlns:cx6="http://schemas.microsoft.com/office/drawing/2016/5/12/chartex" xmlns:cx7="http://schemas.microsoft.com/office/drawing/2016/5/13/chartex" xmlns:cx8="http://schemas.microsoft.com/office/drawing/2016/5/14/chartex" xmlns:mc="http://schemas.openxmlformats.org/markup-compatibility/2006" xmlns:aink="http://schemas.microsoft.com/office/drawing/2016/ink" xmlns:am3d="http://schemas.microsoft.com/office/drawing/2017/model3d" xmlns:o="urn:schemas-microsoft-com:office:office" xmlns:oel="http://schemas.microsoft.com/office/2019/extlst" xmlns:r="http://schemas.openxmlformats.org/officeDocument/2006/relationships" xmlns:m="http://schemas.openxmlformats.org/officeDocument/2006/math" xmlns:v="urn:schemas-microsoft-com:vml" xmlns:wp14="http://schemas.microsoft.com/office/word/2010/wordprocessingDrawing" xmlns:wp="http://schemas.openxmlformats.org/drawingml/2006/wordprocessingDrawing" xmlns:w10="urn:schemas-microsoft-com:office:word" xmlns:w="http://schemas.openxmlformats.org/wordprocessingml/2006/main" xmlns:w14="http://schemas.microsoft.com/office/word/2010/wordml" xmlns:w15="http://schemas.microsoft.com/office/word/2012/wordml" xmlns:w16cex="http://schemas.microsoft.com/office/word/2018/wordml/cex" xmlns:w16cid="http://schemas.microsoft.com/office/word/2016/wordml/cid" xmlns:w16="http://schemas.microsoft.com/office/word/2018/wordml" xmlns:w16du="http://schemas.microsoft.com/office/word/2023/wordml/word16du" xmlns:w16sdtdh="http://schemas.microsoft.com/office/word/2020/wordml/sdtdatahash" xmlns:w16sdtfl="http://schemas.microsoft.com/office/word/2024/wordml/sdtformatlock" xmlns:w16se="http://schemas.microsoft.com/office/word/2015/wordml/symex" xmlns:wpg="http://schemas.microsoft.com/office/word/2010/wordprocessingGroup" xmlns:wpi="http://schemas.microsoft.com/office/word/2010/wordprocessingInk" xmlns:wne="http://schemas.microsoft.com/office/word/2006/wordml" xmlns:wps="http://schemas.microsoft.com/office/word/2010/wordprocessingShape" mc:Ignorable="w14 w15 w16se w16cid w16 w16cex w16sdtdh w16sdtfl w16du wp14">
+<w:hdr xmlns:wpc="http://schemas.microsoft.com/office/word/2010/wordprocessingCanvas" xmlns:cx="http://schemas.microsoft.com/office/drawing/2014/chartex" xmlns:cx1="http://schemas.microsoft.com/office/drawing/2015/9/8/chartex" xmlns:cx2="http://schemas.microsoft.com/office/drawing/2015/10/21/chartex" xmlns:cx3="http://schemas.microsoft.com/office/drawing/2016/5/9/chartex" xmlns:cx4="http://schemas.microsoft.com/office/drawing/2016/5/10/chartex" xmlns:cx5="http://schemas.microsoft.com/office/drawing/2016/5/11/chartex" xmlns:cx6="http://schemas.microsoft.com/office/drawing/2016/5/12/chartex" xmlns:cx7="http://schemas.microsoft.com/office/drawing/2016/5/13/chartex" xmlns:cx8="http://schemas.microsoft.com/office/drawing/2016/5/14/chartex" xmlns:mc="http://schemas.openxmlformats.org/markup-compatibility/2006" xmlns:aink="http://schemas.microsoft.com/office/drawing/2016/ink" xmlns:am3d="http://schemas.microsoft.com/office/drawing/2017/model3d" xmlns:o="urn:schemas-microsoft-com:office:office" xmlns:r="http://schemas.openxmlformats.org/officeDocument/2006/relationships" xmlns:m="http://schemas.openxmlformats.org/officeDocument/2006/math" xmlns:v="urn:schemas-microsoft-com:vml" xmlns:wp14="http://schemas.microsoft.com/office/word/2010/wordprocessingDrawing" xmlns:wp="http://schemas.openxmlformats.org/drawingml/2006/wordprocessingDrawing" xmlns:w10="urn:schemas-microsoft-com:office:word" xmlns:w="http://schemas.openxmlformats.org/wordprocessingml/2006/main" xmlns:w14="http://schemas.microsoft.com/office/word/2010/wordml" xmlns:w15="http://schemas.microsoft.com/office/word/2012/wordml" xmlns:w16cex="http://schemas.microsoft.com/office/word/2018/wordml/cex" xmlns:w16cid="http://schemas.microsoft.com/office/word/2016/wordml/cid" xmlns:w16="http://schemas.microsoft.com/office/word/2018/wordml" xmlns:w16se="http://schemas.microsoft.com/office/word/2015/wordml/symex" xmlns:wpg="http://schemas.microsoft.com/office/word/2010/wordprocessingGroup" xmlns:wpi="http://schemas.microsoft.com/office/word/2010/wordprocessingInk" xmlns:wne="http://schemas.microsoft.com/office/word/2006/wordml" xmlns:wps="http://schemas.microsoft.com/office/word/2010/wordprocessingShape" mc:Ignorable="w14 w15 w16se w16cid w16 w16cex wp14">
   <w:p>
     <w:pPr>
       <w:pStyle w:val="Encabezado"/>
@@ -906,7 +484,7 @@
           <v:path o:extrusionok="f" gradientshapeok="t" o:connecttype="rect"/>
           <o:lock v:ext="edit" aspectratio="t"/>
         </v:shapetype>
-        <v:shape id="WordPictureWatermark392594015" o:spid="_x0000_s1025" type="#_x0000_t75" style="position:absolute;left:0;text-align:left;margin-left:0;margin-top:0;width:595.4pt;height:842.15pt;z-index:-251658240;mso-position-horizontal:center;mso-position-horizontal-relative:margin;mso-position-vertical:center;mso-position-vertical-relative:margin" o:allowincell="f">
+        <v:shape id="WordPictureWatermark392594015" o:spid="_x0000_s2049" type="#_x0000_t75" alt="Documento A4 carta de negocio corporativo moderno azul y celeste" style="position:absolute;left:0;text-align:left;margin-left:0;margin-top:0;width:595.4pt;height:842.15pt;z-index:-251658240;mso-wrap-edited:f;mso-width-percent:0;mso-height-percent:0;mso-position-horizontal:center;mso-position-horizontal-relative:margin;mso-position-vertical:center;mso-position-vertical-relative:margin;mso-width-percent:0;mso-height-percent:0" o:allowincell="f">
           <v:imagedata r:id="rId1" o:title="Documento A4 carta de negocio corporativo moderno azul y celeste" gain="19661f" blacklevel="22938f"/>
           <w10:wrap anchorx="margin" anchory="margin"/>
         </v:shape>
@@ -917,10 +495,10 @@
 </file>
 
 <file path=word/numbering.xml><?xml version="1.0" encoding="utf-8"?>
-<w:numbering xmlns:wpc="http://schemas.microsoft.com/office/word/2010/wordprocessingCanvas" xmlns:cx="http://schemas.microsoft.com/office/drawing/2014/chartex" xmlns:cx1="http://schemas.microsoft.com/office/drawing/2015/9/8/chartex" xmlns:cx2="http://schemas.microsoft.com/office/drawing/2015/10/21/chartex" xmlns:cx3="http://schemas.microsoft.com/office/drawing/2016/5/9/chartex" xmlns:cx4="http://schemas.microsoft.com/office/drawing/2016/5/10/chartex" xmlns:cx5="http://schemas.microsoft.com/office/drawing/2016/5/11/chartex" xmlns:cx6="http://schemas.microsoft.com/office/drawing/2016/5/12/chartex" xmlns:cx7="http://schemas.microsoft.com/office/drawing/2016/5/13/chartex" xmlns:cx8="http://schemas.microsoft.com/office/drawing/2016/5/14/chartex" xmlns:mc="http://schemas.openxmlformats.org/markup-compatibility/2006" xmlns:aink="http://schemas.microsoft.com/office/drawing/2016/ink" xmlns:am3d="http://schemas.microsoft.com/office/drawing/2017/model3d" xmlns:o="urn:schemas-microsoft-com:office:office" xmlns:oel="http://schemas.microsoft.com/office/2019/extlst" xmlns:r="http://schemas.openxmlformats.org/officeDocument/2006/relationships" xmlns:m="http://schemas.openxmlformats.org/officeDocument/2006/math" xmlns:v="urn:schemas-microsoft-com:vml" xmlns:wp14="http://schemas.microsoft.com/office/word/2010/wordprocessingDrawing" xmlns:wp="http://schemas.openxmlformats.org/drawingml/2006/wordprocessingDrawing" xmlns:w10="urn:schemas-microsoft-com:office:word" xmlns:w="http://schemas.openxmlformats.org/wordprocessingml/2006/main" xmlns:w14="http://schemas.microsoft.com/office/word/2010/wordml" xmlns:w15="http://schemas.microsoft.com/office/word/2012/wordml" xmlns:w16cex="http://schemas.microsoft.com/office/word/2018/wordml/cex" xmlns:w16cid="http://schemas.microsoft.com/office/word/2016/wordml/cid" xmlns:w16="http://schemas.microsoft.com/office/word/2018/wordml" xmlns:w16du="http://schemas.microsoft.com/office/word/2023/wordml/word16du" xmlns:w16sdtdh="http://schemas.microsoft.com/office/word/2020/wordml/sdtdatahash" xmlns:w16sdtfl="http://schemas.microsoft.com/office/word/2024/wordml/sdtformatlock" xmlns:w16se="http://schemas.microsoft.com/office/word/2015/wordml/symex" xmlns:wpg="http://schemas.microsoft.com/office/word/2010/wordprocessingGroup" xmlns:wpi="http://schemas.microsoft.com/office/word/2010/wordprocessingInk" xmlns:wne="http://schemas.microsoft.com/office/word/2006/wordml" xmlns:wps="http://schemas.microsoft.com/office/word/2010/wordprocessingShape" mc:Ignorable="w14 w15 w16se w16cid w16 w16cex w16sdtdh w16sdtfl w16du wp14">
+<w:numbering xmlns:wpc="http://schemas.microsoft.com/office/word/2010/wordprocessingCanvas" xmlns:cx="http://schemas.microsoft.com/office/drawing/2014/chartex" xmlns:cx1="http://schemas.microsoft.com/office/drawing/2015/9/8/chartex" xmlns:cx2="http://schemas.microsoft.com/office/drawing/2015/10/21/chartex" xmlns:cx3="http://schemas.microsoft.com/office/drawing/2016/5/9/chartex" xmlns:cx4="http://schemas.microsoft.com/office/drawing/2016/5/10/chartex" xmlns:cx5="http://schemas.microsoft.com/office/drawing/2016/5/11/chartex" xmlns:cx6="http://schemas.microsoft.com/office/drawing/2016/5/12/chartex" xmlns:cx7="http://schemas.microsoft.com/office/drawing/2016/5/13/chartex" xmlns:cx8="http://schemas.microsoft.com/office/drawing/2016/5/14/chartex" xmlns:mc="http://schemas.openxmlformats.org/markup-compatibility/2006" xmlns:aink="http://schemas.microsoft.com/office/drawing/2016/ink" xmlns:am3d="http://schemas.microsoft.com/office/drawing/2017/model3d" xmlns:o="urn:schemas-microsoft-com:office:office" xmlns:r="http://schemas.openxmlformats.org/officeDocument/2006/relationships" xmlns:m="http://schemas.openxmlformats.org/officeDocument/2006/math" xmlns:v="urn:schemas-microsoft-com:vml" xmlns:wp14="http://schemas.microsoft.com/office/word/2010/wordprocessingDrawing" xmlns:wp="http://schemas.openxmlformats.org/drawingml/2006/wordprocessingDrawing" xmlns:w10="urn:schemas-microsoft-com:office:word" xmlns:w="http://schemas.openxmlformats.org/wordprocessingml/2006/main" xmlns:w14="http://schemas.microsoft.com/office/word/2010/wordml" xmlns:w15="http://schemas.microsoft.com/office/word/2012/wordml" xmlns:w16cex="http://schemas.microsoft.com/office/word/2018/wordml/cex" xmlns:w16cid="http://schemas.microsoft.com/office/word/2016/wordml/cid" xmlns:w16="http://schemas.microsoft.com/office/word/2018/wordml" xmlns:w16se="http://schemas.microsoft.com/office/word/2015/wordml/symex" xmlns:wpg="http://schemas.microsoft.com/office/word/2010/wordprocessingGroup" xmlns:wpi="http://schemas.microsoft.com/office/word/2010/wordprocessingInk" xmlns:wne="http://schemas.microsoft.com/office/word/2006/wordml" xmlns:wps="http://schemas.microsoft.com/office/word/2010/wordprocessingShape" mc:Ignorable="w14 w15 w16se w16cid w16 w16cex wp14">
   <w:numPicBullet w:numPicBulletId="0">
     <w:pict>
-      <v:rect id="_x0000_i1026" style="width:0;height:1.5pt" o:bullet="t" o:hrstd="t" o:hr="t" fillcolor="#a0a0a0" stroked="f"/>
+      <v:rect id="_x0000_i1036" style="width:0;height:1.5pt" o:bullet="t" o:hrstd="t" o:hr="t" fillcolor="#a0a0a0" stroked="f"/>
     </w:pict>
   </w:numPicBullet>
   <w:abstractNum w:abstractNumId="0" w15:restartNumberingAfterBreak="0">
@@ -2377,44 +1955,44 @@
       </w:rPr>
     </w:lvl>
   </w:abstractNum>
-  <w:num w:numId="1" w16cid:durableId="1941521419">
+  <w:num w:numId="1">
     <w:abstractNumId w:val="2"/>
   </w:num>
-  <w:num w:numId="2" w16cid:durableId="885485598">
+  <w:num w:numId="2">
     <w:abstractNumId w:val="5"/>
   </w:num>
-  <w:num w:numId="3" w16cid:durableId="389883294">
+  <w:num w:numId="3">
     <w:abstractNumId w:val="3"/>
   </w:num>
-  <w:num w:numId="4" w16cid:durableId="1514950432">
+  <w:num w:numId="4">
     <w:abstractNumId w:val="9"/>
   </w:num>
-  <w:num w:numId="5" w16cid:durableId="1781681225">
+  <w:num w:numId="5">
     <w:abstractNumId w:val="6"/>
   </w:num>
-  <w:num w:numId="6" w16cid:durableId="894702976">
+  <w:num w:numId="6">
     <w:abstractNumId w:val="8"/>
   </w:num>
-  <w:num w:numId="7" w16cid:durableId="680274636">
+  <w:num w:numId="7">
     <w:abstractNumId w:val="10"/>
   </w:num>
-  <w:num w:numId="8" w16cid:durableId="220605286">
+  <w:num w:numId="8">
     <w:abstractNumId w:val="1"/>
   </w:num>
-  <w:num w:numId="9" w16cid:durableId="1060403772">
+  <w:num w:numId="9">
     <w:abstractNumId w:val="4"/>
   </w:num>
-  <w:num w:numId="10" w16cid:durableId="2028480397">
+  <w:num w:numId="10">
     <w:abstractNumId w:val="7"/>
   </w:num>
-  <w:num w:numId="11" w16cid:durableId="904025449">
+  <w:num w:numId="11">
     <w:abstractNumId w:val="0"/>
   </w:num>
 </w:numbering>
 </file>
 
 <file path=word/styles.xml><?xml version="1.0" encoding="utf-8"?>
-<w:styles xmlns:mc="http://schemas.openxmlformats.org/markup-compatibility/2006" xmlns:r="http://schemas.openxmlformats.org/officeDocument/2006/relationships" xmlns:w="http://schemas.openxmlformats.org/wordprocessingml/2006/main" xmlns:w14="http://schemas.microsoft.com/office/word/2010/wordml" xmlns:w15="http://schemas.microsoft.com/office/word/2012/wordml" xmlns:w16cex="http://schemas.microsoft.com/office/word/2018/wordml/cex" xmlns:w16cid="http://schemas.microsoft.com/office/word/2016/wordml/cid" xmlns:w16="http://schemas.microsoft.com/office/word/2018/wordml" xmlns:w16du="http://schemas.microsoft.com/office/word/2023/wordml/word16du" xmlns:w16sdtdh="http://schemas.microsoft.com/office/word/2020/wordml/sdtdatahash" xmlns:w16sdtfl="http://schemas.microsoft.com/office/word/2024/wordml/sdtformatlock" xmlns:w16se="http://schemas.microsoft.com/office/word/2015/wordml/symex" mc:Ignorable="w14 w15 w16se w16cid w16 w16cex w16sdtdh w16sdtfl w16du">
+<w:styles xmlns:mc="http://schemas.openxmlformats.org/markup-compatibility/2006" xmlns:r="http://schemas.openxmlformats.org/officeDocument/2006/relationships" xmlns:w="http://schemas.openxmlformats.org/wordprocessingml/2006/main" xmlns:w14="http://schemas.microsoft.com/office/word/2010/wordml" xmlns:w15="http://schemas.microsoft.com/office/word/2012/wordml" xmlns:w16cex="http://schemas.microsoft.com/office/word/2018/wordml/cex" xmlns:w16cid="http://schemas.microsoft.com/office/word/2016/wordml/cid" xmlns:w16="http://schemas.microsoft.com/office/word/2018/wordml" xmlns:w16se="http://schemas.microsoft.com/office/word/2015/wordml/symex" mc:Ignorable="w14 w15 w16se w16cid w16 w16cex">
   <w:docDefaults>
     <w:rPrDefault>
       <w:rPr>
@@ -3138,6 +2716,29 @@
       <w:sz w:val="36"/>
     </w:rPr>
   </w:style>
+  <w:style w:type="character" w:styleId="Hipervnculo">
+    <w:name w:val="Hyperlink"/>
+    <w:basedOn w:val="Fuentedeprrafopredeter"/>
+    <w:uiPriority w:val="99"/>
+    <w:unhideWhenUsed/>
+    <w:rsid w:val="004C2AC8"/>
+    <w:rPr>
+      <w:color w:val="467886" w:themeColor="hyperlink"/>
+      <w:u w:val="single"/>
+    </w:rPr>
+  </w:style>
+  <w:style w:type="character" w:styleId="Mencinsinresolver">
+    <w:name w:val="Unresolved Mention"/>
+    <w:basedOn w:val="Fuentedeprrafopredeter"/>
+    <w:uiPriority w:val="99"/>
+    <w:semiHidden/>
+    <w:unhideWhenUsed/>
+    <w:rsid w:val="004C2AC8"/>
+    <w:rPr>
+      <w:color w:val="605E5C"/>
+      <w:shd w:val="clear" w:color="auto" w:fill="E1DFDD"/>
+    </w:rPr>
+  </w:style>
 </w:styles>
 </file>
 
@@ -3441,7 +3042,7 @@
 </file>
 
 <file path=customXml/itemProps1.xml><?xml version="1.0" encoding="utf-8"?>
-<ds:datastoreItem xmlns:ds="http://schemas.openxmlformats.org/officeDocument/2006/customXml" ds:itemID="{DA4F55B0-59AC-4E96-BE1E-E9C0DDB748ED}">
+<ds:datastoreItem xmlns:ds="http://schemas.openxmlformats.org/officeDocument/2006/customXml" ds:itemID="{1AC0C4E2-BA4D-BC4D-A14C-DEF618CFF8CF}">
   <ds:schemaRefs>
     <ds:schemaRef ds:uri="http://schemas.openxmlformats.org/officeDocument/2006/bibliography"/>
   </ds:schemaRefs>
